--- a/landing-page/program-detail/rushford-business-school/bba/07-bba-in-human-resource-management.docx
+++ b/landing-page/program-detail/rushford-business-school/bba/07-bba-in-human-resource-management.docx
@@ -65,7 +65,7 @@
         <w:rPr>
           <w:sz w:val="22"/>
         </w:rPr>
-        <w:t>A business degree with the people function at its centre. Rushford Business School's BBA in Human Resource Management pairs broad management foundations with strategic HRM, talent management, and cross-cultural HR, fully online over twenty to twenty-four months.</w:t>
+        <w:t>A business degree with the people function at its center. Rushford Business School's BBA in Human Resource Management pairs broad management foundations with strategic HRM, talent management, and cross-cultural HR, fully online over 20 to 24 months.</w:t>
       </w:r>
     </w:p>
     <w:p>
@@ -105,7 +105,7 @@
         <w:pStyle w:val="ListBullet"/>
       </w:pPr>
       <w:r>
-        <w:t>HR specialisation</w:t>
+        <w:t>HR specialization</w:t>
       </w:r>
     </w:p>
     <w:p>
@@ -121,7 +121,7 @@
         <w:pStyle w:val="ListBullet"/>
       </w:pPr>
       <w:r>
-        <w:t>Career-focused programme</w:t>
+        <w:t>Career-focused program</w:t>
       </w:r>
     </w:p>
     <w:p>
@@ -137,7 +137,7 @@
         <w:pStyle w:val="Heading2"/>
       </w:pPr>
       <w:r>
-        <w:t>Programme at a Glance</w:t>
+        <w:t>Program At A Glance</w:t>
       </w:r>
     </w:p>
     <w:tbl>
@@ -220,7 +220,7 @@
                 <w:b/>
                 <w:sz w:val="20"/>
               </w:rPr>
-              <w:t>Specialisation</w:t>
+              <w:t>Specialization</w:t>
             </w:r>
           </w:p>
         </w:tc>
@@ -334,7 +334,7 @@
         <w:t xml:space="preserve">Note: </w:t>
       </w:r>
       <w:r>
-        <w:t>Programme duration and entry pathway may vary depending on your previous academic qualifications, professional background, and approved progression pathway. The written confirmation at admission settles the timeline and the fees together.</w:t>
+        <w:t>Program duration and entry pathway may vary depending on your previous academic qualifications, professional background, and approved progression pathway. The written confirmation at admission settles the timeline and the fees together.</w:t>
       </w:r>
     </w:p>
     <w:p>
@@ -342,17 +342,17 @@
         <w:pStyle w:val="Heading2"/>
       </w:pPr>
       <w:r>
-        <w:t>Programme Overview</w:t>
+        <w:t>Program Overview</w:t>
       </w:r>
     </w:p>
     <w:p>
       <w:r>
-        <w:t>The BBA in Human Resource Management combines core business and management subjects with specialised HR modules, building broad business knowledge together with focused HR expertise. That balance matters: the people function only makes good decisions when it understands the business it serves, and this programme teaches both halves from year one.</w:t>
+        <w:t>The BBA in Human Resource Management combines core business and management subjects with specialised HR modules, building broad business knowledge together with focused HR expertise. That balance matters: the people function only makes good decisions when it understands the business it serves, and this program teaches both halves from year one.</w:t>
       </w:r>
     </w:p>
     <w:p>
       <w:r>
-        <w:t>The first two years cover the management foundations every Rushford BBA carries, from communications and leadership to financial awareness, change management, and business operations. The specialization then adds strategic human resource management, talent management and development, and organisational behaviour with cross-cultural HRM, which in a workforce as international as the Gulf's is the daily reality rather than an elective topic.</w:t>
+        <w:t>The first two years cover the management foundations every Rushford BBA carries, from communications and leadership to financial awareness, change management, and business operations. The specialization then adds strategic human resource management, talent management and development, and organisational behavior with cross-cultural HRM, which in a workforce as international as the Gulf's is the daily reality rather than an elective topic.</w:t>
       </w:r>
     </w:p>
     <w:p>
@@ -360,7 +360,7 @@
         <w:pStyle w:val="Heading2"/>
       </w:pPr>
       <w:r>
-        <w:t>Why Choose This Programme</w:t>
+        <w:t>Why Choose This Program</w:t>
       </w:r>
     </w:p>
     <w:p>
@@ -412,7 +412,7 @@
     </w:p>
     <w:p>
       <w:r>
-        <w:t>Employee behaviour, workplace culture, motivation, leadership, and managing diverse international teams, which is the Gulf in one module.</w:t>
+        <w:t>Employee behavior, workplace culture, motivation, leadership, and managing diverse international teams, which is the Gulf in one module.</w:t>
       </w:r>
     </w:p>
     <w:p>
@@ -425,7 +425,7 @@
     </w:p>
     <w:p>
       <w:r>
-        <w:t>Leadership and the organisation, developing teams, and managing change appear across the whole programme, not in one corner of it.</w:t>
+        <w:t>Leadership and the organization, developing teams, and managing change appear across the whole program, not in one corner of it.</w:t>
       </w:r>
     </w:p>
     <w:p>
@@ -489,7 +489,7 @@
         <w:pStyle w:val="ListNumber"/>
       </w:pPr>
       <w:r>
-        <w:t>Understand employee behaviour, workplace culture, and motivation in organisations</w:t>
+        <w:t>Understand employee behavior, workplace culture, and motivation in organizations</w:t>
       </w:r>
     </w:p>
     <w:p>
@@ -622,7 +622,7 @@
         <w:pStyle w:val="Heading2"/>
       </w:pPr>
       <w:r>
-        <w:t>Programme Structure</w:t>
+        <w:t>Program Structure</w:t>
       </w:r>
     </w:p>
     <w:p>
@@ -632,7 +632,7 @@
     </w:p>
     <w:p>
       <w:r>
-        <w:t>The programme combines core business and management subjects with specialised human resource management modules, building broad business knowledge together with focused HR expertise.</w:t>
+        <w:t>The program combines core business and management subjects with specialised human resource management modules, building broad business knowledge together with focused HR expertise.</w:t>
       </w:r>
     </w:p>
     <w:p>
@@ -779,7 +779,7 @@
         <w:pStyle w:val="ListBullet"/>
       </w:pPr>
       <w:r>
-        <w:t>Organisational Behaviour &amp; Cross-Cultural HRM: employee behaviour, workplace culture, motivation, leadership, and managing diverse international teams</w:t>
+        <w:t>Organisational Behavior &amp; Cross-Cultural HRM: employee behavior, workplace culture, motivation, leadership, and managing diverse international teams</w:t>
       </w:r>
     </w:p>
     <w:p>
@@ -825,7 +825,7 @@
               <w:rPr>
                 <w:sz w:val="20"/>
               </w:rPr>
-              <w:t>Dedicated guidance from experienced faculty throughout the programme</w:t>
+              <w:t>Dedicated guidance from experienced faculty throughout the program</w:t>
             </w:r>
           </w:p>
         </w:tc>
@@ -1072,7 +1072,7 @@
     </w:p>
     <w:p>
       <w:r>
-        <w:t>entry-level HR roles hire for communication and organisation as much as credentials, so treat the capstone-style work and internships alongside the degree as part of the plan. The qualification opens the door; your people skills keep it open.</w:t>
+        <w:t>entry-level HR roles hire for communication and organization as much as credentials, so treat the capstone-style work and internships alongside the degree as part of the plan. The qualification opens the door; your people skills keep it open.</w:t>
       </w:r>
     </w:p>
     <w:p>
@@ -1105,7 +1105,7 @@
                 <w:b/>
                 <w:sz w:val="20"/>
               </w:rPr>
-              <w:t>Programme Fees</w:t>
+              <w:t>Program Fees</w:t>
             </w:r>
           </w:p>
         </w:tc>
@@ -1176,7 +1176,7 @@
               <w:rPr>
                 <w:sz w:val="20"/>
               </w:rPr>
-              <w:t>Registration fee, initial payment, and instalment options itemised in the breakdown</w:t>
+              <w:t>Registration fee, initial payment, and installment options itemised in the breakdown</w:t>
             </w:r>
           </w:p>
         </w:tc>
@@ -1248,7 +1248,7 @@
         <w:t xml:space="preserve">Request the fee structure: </w:t>
       </w:r>
       <w:r>
-        <w:t>Fee structures vary with the intake, eligibility, and study arrangements. Speak with the admissions team for a personalised breakdown covering the registration fee, initial payment, instalment options, and available scholarships. It costs nothing and binds you to nothing.</w:t>
+        <w:t>Fee structures vary with the intake, eligibility, and study arrangements. Speak with the admissions team for a personalised breakdown covering the registration fee, initial payment, installment options, and available scholarships. It costs nothing and binds you to nothing.</w:t>
       </w:r>
     </w:p>
     <w:sectPr>
